--- a/Certificados/Avales/Editorial-Extranjera/Certificado para EDITORIAL EXTRANJERA_capítulo_libro.docx
+++ b/Certificados/Avales/Editorial-Extranjera/Certificado para EDITORIAL EXTRANJERA_capítulo_libro.docx
@@ -18,7 +18,7 @@
           <w:sz w:val="24"/>
           <w:szCs w:val="24"/>
         </w:rPr>
-        <w:t>(Colocar logo de la entidad)</w:t>
+        <w:t/>
       </w:r>
     </w:p>
     <w:p>
@@ -140,67 +140,67 @@
           <w:sz w:val="24"/>
           <w:szCs w:val="24"/>
         </w:rPr>
-        <w:t>El/la representante legal o director/a</w:t>
-      </w:r>
-      <w:r>
-        <w:rPr>
-          <w:rFonts w:cstheme="minorHAnsi"/>
-          <w:b/>
-          <w:bCs/>
-          <w:sz w:val="24"/>
-          <w:szCs w:val="24"/>
-        </w:rPr>
-        <w:t xml:space="preserve"> de </w:t>
-      </w:r>
-      <w:r>
-        <w:rPr>
-          <w:rFonts w:cstheme="minorHAnsi"/>
-          <w:b/>
-          <w:bCs/>
-          <w:sz w:val="24"/>
-          <w:szCs w:val="24"/>
-        </w:rPr>
-        <w:t>p</w:t>
-      </w:r>
-      <w:r>
-        <w:rPr>
-          <w:rFonts w:cstheme="minorHAnsi"/>
-          <w:b/>
-          <w:bCs/>
-          <w:sz w:val="24"/>
-          <w:szCs w:val="24"/>
-        </w:rPr>
-        <w:t xml:space="preserve">ublicaciones de la </w:t>
-      </w:r>
-      <w:r>
-        <w:rPr>
-          <w:rFonts w:cstheme="minorHAnsi"/>
-          <w:b/>
-          <w:bCs/>
-          <w:sz w:val="24"/>
-          <w:szCs w:val="24"/>
-        </w:rPr>
-        <w:t>i</w:t>
-      </w:r>
-      <w:r>
-        <w:rPr>
-          <w:rFonts w:cstheme="minorHAnsi"/>
-          <w:b/>
-          <w:bCs/>
-          <w:sz w:val="24"/>
-          <w:szCs w:val="24"/>
-        </w:rPr>
-        <w:t xml:space="preserve">nstitución </w:t>
-      </w:r>
-      <w:r>
-        <w:rPr>
-          <w:rFonts w:cstheme="minorHAnsi"/>
-          <w:b/>
-          <w:bCs/>
-          <w:sz w:val="24"/>
-          <w:szCs w:val="24"/>
-        </w:rPr>
-        <w:t>XXX o del sello editorial XXX</w:t>
+        <w:t>El suscrito Vicerrector de Investigación, Extensión e Innovación de la Universidad Simón Bolívar, declara que:</w:t>
+      </w:r>
+      <w:r>
+        <w:rPr>
+          <w:rFonts w:cstheme="minorHAnsi"/>
+          <w:b/>
+          <w:bCs/>
+          <w:sz w:val="24"/>
+          <w:szCs w:val="24"/>
+        </w:rPr>
+        <w:t xml:space="preserve"/>
+      </w:r>
+      <w:r>
+        <w:rPr>
+          <w:rFonts w:cstheme="minorHAnsi"/>
+          <w:b/>
+          <w:bCs/>
+          <w:sz w:val="24"/>
+          <w:szCs w:val="24"/>
+        </w:rPr>
+        <w:t/>
+      </w:r>
+      <w:r>
+        <w:rPr>
+          <w:rFonts w:cstheme="minorHAnsi"/>
+          <w:b/>
+          <w:bCs/>
+          <w:sz w:val="24"/>
+          <w:szCs w:val="24"/>
+        </w:rPr>
+        <w:t xml:space="preserve"/>
+      </w:r>
+      <w:r>
+        <w:rPr>
+          <w:rFonts w:cstheme="minorHAnsi"/>
+          <w:b/>
+          <w:bCs/>
+          <w:sz w:val="24"/>
+          <w:szCs w:val="24"/>
+        </w:rPr>
+        <w:t/>
+      </w:r>
+      <w:r>
+        <w:rPr>
+          <w:rFonts w:cstheme="minorHAnsi"/>
+          <w:b/>
+          <w:bCs/>
+          <w:sz w:val="24"/>
+          <w:szCs w:val="24"/>
+        </w:rPr>
+        <w:t xml:space="preserve"/>
+      </w:r>
+      <w:r>
+        <w:rPr>
+          <w:rFonts w:cstheme="minorHAnsi"/>
+          <w:b/>
+          <w:bCs/>
+          <w:sz w:val="24"/>
+          <w:szCs w:val="24"/>
+        </w:rPr>
+        <w:t/>
       </w:r>
     </w:p>
     <w:p>
@@ -223,27 +223,27 @@
           <w:sz w:val="24"/>
           <w:szCs w:val="24"/>
         </w:rPr>
-        <w:t>D</w:t>
-      </w:r>
-      <w:r>
-        <w:rPr>
-          <w:rFonts w:cstheme="minorHAnsi"/>
-          <w:b/>
-          <w:bCs/>
-          <w:sz w:val="24"/>
-          <w:szCs w:val="24"/>
-        </w:rPr>
-        <w:t>eclara</w:t>
-      </w:r>
-      <w:r>
-        <w:rPr>
-          <w:rFonts w:cstheme="minorHAnsi"/>
-          <w:b/>
-          <w:bCs/>
-          <w:sz w:val="24"/>
-          <w:szCs w:val="24"/>
-        </w:rPr>
-        <w:t xml:space="preserve"> que:</w:t>
+        <w:t/>
+      </w:r>
+      <w:r>
+        <w:rPr>
+          <w:rFonts w:cstheme="minorHAnsi"/>
+          <w:b/>
+          <w:bCs/>
+          <w:sz w:val="24"/>
+          <w:szCs w:val="24"/>
+        </w:rPr>
+        <w:t/>
+      </w:r>
+      <w:r>
+        <w:rPr>
+          <w:rFonts w:cstheme="minorHAnsi"/>
+          <w:b/>
+          <w:bCs/>
+          <w:sz w:val="24"/>
+          <w:szCs w:val="24"/>
+        </w:rPr>
+        <w:t xml:space="preserve"/>
       </w:r>
     </w:p>
     <w:p>
@@ -292,7 +292,7 @@
           <w:szCs w:val="24"/>
           <w:shd w:val="clear" w:color="auto" w:fill="FFFFFF"/>
         </w:rPr>
-        <w:t>XXXXXXXXX</w:t>
+        <w:t>{capitulo_titulo}</w:t>
       </w:r>
       <w:r>
         <w:rPr>
@@ -326,7 +326,7 @@
           <w:sz w:val="24"/>
           <w:szCs w:val="24"/>
         </w:rPr>
-        <w:t>XXXXXX</w:t>
+        <w:t>{libro_titulo}</w:t>
       </w:r>
       <w:r>
         <w:rPr>
@@ -351,7 +351,7 @@
           <w:sz w:val="24"/>
           <w:szCs w:val="24"/>
         </w:rPr>
-        <w:t>: XXXX</w:t>
+        <w:t>: {editorial}</w:t>
       </w:r>
       <w:r>
         <w:rPr>
@@ -381,7 +381,7 @@
           <w:sz w:val="24"/>
           <w:szCs w:val="24"/>
         </w:rPr>
-        <w:t>XXXXX</w:t>
+        <w:t>{isbn_digital}</w:t>
       </w:r>
       <w:r>
         <w:rPr>
@@ -397,7 +397,7 @@
           <w:sz w:val="24"/>
           <w:szCs w:val="24"/>
         </w:rPr>
-        <w:t>XXXXXXX</w:t>
+        <w:t>{isbn_impreso}</w:t>
       </w:r>
       <w:r>
         <w:rPr>
@@ -436,7 +436,7 @@
           <w:szCs w:val="24"/>
           <w:shd w:val="clear" w:color="auto" w:fill="FFFFFF"/>
         </w:rPr>
-        <w:t>XXXXXXXXX</w:t>
+        <w:t>{autores}</w:t>
       </w:r>
       <w:r>
         <w:rPr>
@@ -500,7 +500,7 @@
           <w:sz w:val="24"/>
           <w:szCs w:val="24"/>
         </w:rPr>
-        <w:t>xxxxxxxxxx</w:t>
+        <w:t>{enlace_repositorio}</w:t>
       </w:r>
       <w:proofErr w:type="spellEnd"/>
     </w:p>
@@ -553,7 +553,7 @@
           <w:sz w:val="24"/>
           <w:szCs w:val="24"/>
         </w:rPr>
-        <w:t>xxxx</w:t>
+        <w:t>{dia_expedicion}</w:t>
       </w:r>
       <w:proofErr w:type="spellEnd"/>
       <w:r>
@@ -579,7 +579,7 @@
           <w:sz w:val="24"/>
           <w:szCs w:val="24"/>
         </w:rPr>
-        <w:t>xxxxx</w:t>
+        <w:t>{mes_expedicion}</w:t>
       </w:r>
       <w:proofErr w:type="spellEnd"/>
       <w:r>
@@ -596,7 +596,7 @@
           <w:sz w:val="24"/>
           <w:szCs w:val="24"/>
         </w:rPr>
-        <w:t>2021</w:t>
+        <w:t>{anio_expedicion}</w:t>
       </w:r>
       <w:r>
         <w:rPr>
@@ -659,6 +659,14 @@
                 <w:szCs w:val="24"/>
               </w:rPr>
             </w:pPr>
+            <w:r>
+              <w:rPr>
+                <w:rFonts w:cstheme="minorHAnsi"/>
+                <w:sz w:val="22"/>
+                <w:szCs w:val="22"/>
+              </w:rPr>
+              <w:t>__________________________________</w:t>
+            </w:r>
           </w:p>
           <w:p>
             <w:pPr>
@@ -672,10 +680,12 @@
             <w:r>
               <w:rPr>
                 <w:rFonts w:cstheme="minorHAnsi"/>
-                <w:sz w:val="24"/>
-                <w:szCs w:val="24"/>
+                <w:b/>
+                <w:bCs/>
+                <w:sz w:val="22"/>
+                <w:szCs w:val="22"/>
               </w:rPr>
-              <w:t>__________________________________</w:t>
+              <w:t>LUIS EDUARDO ORTIZ OSPINO</w:t>
             </w:r>
           </w:p>
           <w:p>
@@ -691,29 +701,10 @@
             <w:r>
               <w:rPr>
                 <w:rFonts w:cstheme="minorHAnsi"/>
-                <w:b/>
-                <w:sz w:val="20"/>
-                <w:szCs w:val="20"/>
+                <w:sz w:val="22"/>
+                <w:szCs w:val="22"/>
               </w:rPr>
-              <w:t xml:space="preserve">Nombre </w:t>
-            </w:r>
-            <w:r>
-              <w:rPr>
-                <w:rFonts w:cstheme="minorHAnsi"/>
-                <w:b/>
-                <w:sz w:val="20"/>
-                <w:szCs w:val="20"/>
-              </w:rPr>
-              <w:t xml:space="preserve">del/la </w:t>
-            </w:r>
-            <w:r>
-              <w:rPr>
-                <w:rFonts w:cstheme="minorHAnsi"/>
-                <w:b/>
-                <w:sz w:val="20"/>
-                <w:szCs w:val="20"/>
-              </w:rPr>
-              <w:t>representante legal o director/a de publicaciones de la institución XXX o del sello editorial XXX</w:t>
+              <w:t>C.C. 72.002.980</w:t>
             </w:r>
           </w:p>
           <w:p>
@@ -729,11 +720,10 @@
             <w:r>
               <w:rPr>
                 <w:rFonts w:cstheme="minorHAnsi"/>
-                <w:b/>
-                <w:sz w:val="20"/>
-                <w:szCs w:val="20"/>
+                <w:sz w:val="22"/>
+                <w:szCs w:val="22"/>
               </w:rPr>
-              <w:t>Cargo XXXX</w:t>
+              <w:t>Vicerrector de Investigación, Extensión e Innovación</w:t>
             </w:r>
           </w:p>
           <w:p>
@@ -745,6 +735,14 @@
                 <w:szCs w:val="24"/>
               </w:rPr>
             </w:pPr>
+            <w:r>
+              <w:rPr>
+                <w:rFonts w:cstheme="minorHAnsi"/>
+                <w:sz w:val="22"/>
+                <w:szCs w:val="22"/>
+              </w:rPr>
+              <w:t>Universidad Simón Bolívar</w:t>
+            </w:r>
           </w:p>
         </w:tc>
       </w:tr>
